--- a/docx/Atkinson_Artist.docx
+++ b/docx/Atkinson_Artist.docx
@@ -61,7 +61,7 @@
           <w:rPr>
             <w:rStyle w:val="Hyperlink"/>
           </w:rPr>
-          <w:t xml:space="preserve">andrewpeteratkinson</w:t>
+          <w:t xml:space="preserve">LinkedIn</w:t>
         </w:r>
       </w:hyperlink>
     </w:p>

--- a/docx/Atkinson_Artist.docx
+++ b/docx/Atkinson_Artist.docx
@@ -2780,6 +2780,14 @@
       </w:r>
     </w:p>
     <w:bookmarkEnd w:id="35"/>
+    <w:p>
+      <w:pPr>
+        <w:pStyle w:val="FirstParagraph"/>
+      </w:pPr>
+      <w:r>
+        <w:t xml:space="preserve">updated: 5 May 2026</w:t>
+      </w:r>
+    </w:p>
     <w:sectPr/>
   </w:body>
 </w:document>

--- a/docx/Atkinson_Artist.docx
+++ b/docx/Atkinson_Artist.docx
@@ -7,7 +7,25 @@
         <w:pStyle w:val="Title"/>
       </w:pPr>
       <w:r>
-        <w:t xml:space="preserve">Andrew Atkinson — Artist Resume</w:t>
+        <w:t xml:space="preserve">Andrew</w:t>
+      </w:r>
+      <w:r>
+        <w:t xml:space="preserve"> </w:t>
+      </w:r>
+      <w:r>
+        <w:t xml:space="preserve">Atkinson</w:t>
+      </w:r>
+      <w:r>
+        <w:t xml:space="preserve"> </w:t>
+      </w:r>
+      <w:r>
+        <w:t xml:space="preserve">—</w:t>
+      </w:r>
+      <w:r>
+        <w:t xml:space="preserve"> </w:t>
+      </w:r>
+      <w:r>
+        <w:t xml:space="preserve">CV</w:t>
       </w:r>
     </w:p>
     <w:bookmarkStart w:id="24" w:name="andrew-atkinson"/>
@@ -23,6 +41,12 @@
       <w:pPr>
         <w:pStyle w:val="FirstParagraph"/>
       </w:pPr>
+      <w:r>
+        <w:t xml:space="preserve">Email:</w:t>
+      </w:r>
+      <w:r>
+        <w:t xml:space="preserve"> </w:t>
+      </w:r>
       <w:hyperlink r:id="rId20">
         <w:r>
           <w:rPr>
@@ -31,6 +55,14 @@
           <w:t xml:space="preserve">blind.sam@gmail.com</w:t>
         </w:r>
       </w:hyperlink>
+    </w:p>
+    <w:p>
+      <w:pPr>
+        <w:pStyle w:val="BodyText"/>
+      </w:pPr>
+      <w:r>
+        <w:t xml:space="preserve">Tel:</w:t>
+      </w:r>
       <w:r>
         <w:t xml:space="preserve"> </w:t>
       </w:r>
@@ -42,6 +74,14 @@
           <w:t xml:space="preserve">646 243 5179</w:t>
         </w:r>
       </w:hyperlink>
+    </w:p>
+    <w:p>
+      <w:pPr>
+        <w:pStyle w:val="BodyText"/>
+      </w:pPr>
+      <w:r>
+        <w:t xml:space="preserve">Web:</w:t>
+      </w:r>
       <w:r>
         <w:t xml:space="preserve"> </w:t>
       </w:r>
@@ -53,6 +93,14 @@
           <w:t xml:space="preserve">andrewatkinson.net</w:t>
         </w:r>
       </w:hyperlink>
+    </w:p>
+    <w:p>
+      <w:pPr>
+        <w:pStyle w:val="BodyText"/>
+      </w:pPr>
+      <w:r>
+        <w:t xml:space="preserve">LinkedIn:</w:t>
+      </w:r>
       <w:r>
         <w:t xml:space="preserve"> </w:t>
       </w:r>
@@ -95,11 +143,7 @@
     </w:p>
     <w:p>
       <w:pPr>
-        <w:numPr>
-          <w:ilvl w:val="0"/>
-          <w:numId w:val="1001"/>
-        </w:numPr>
-        <w:pStyle w:val="Compact"/>
+        <w:pStyle w:val="FirstParagraph"/>
       </w:pPr>
       <w:r>
         <w:t xml:space="preserve">2022 —</w:t>
@@ -118,11 +162,7 @@
     </w:p>
     <w:p>
       <w:pPr>
-        <w:numPr>
-          <w:ilvl w:val="0"/>
-          <w:numId w:val="1001"/>
-        </w:numPr>
-        <w:pStyle w:val="Compact"/>
+        <w:pStyle w:val="BodyText"/>
       </w:pPr>
       <w:r>
         <w:t xml:space="preserve">2017 —</w:t>
@@ -136,11 +176,7 @@
     </w:p>
     <w:p>
       <w:pPr>
-        <w:numPr>
-          <w:ilvl w:val="0"/>
-          <w:numId w:val="1001"/>
-        </w:numPr>
-        <w:pStyle w:val="Compact"/>
+        <w:pStyle w:val="BodyText"/>
       </w:pPr>
       <w:r>
         <w:t xml:space="preserve">2017 —</w:t>
@@ -154,11 +190,7 @@
     </w:p>
     <w:p>
       <w:pPr>
-        <w:numPr>
-          <w:ilvl w:val="0"/>
-          <w:numId w:val="1001"/>
-        </w:numPr>
-        <w:pStyle w:val="Compact"/>
+        <w:pStyle w:val="BodyText"/>
       </w:pPr>
       <w:r>
         <w:t xml:space="preserve">2015 —</w:t>
@@ -172,11 +204,7 @@
     </w:p>
     <w:p>
       <w:pPr>
-        <w:numPr>
-          <w:ilvl w:val="0"/>
-          <w:numId w:val="1001"/>
-        </w:numPr>
-        <w:pStyle w:val="Compact"/>
+        <w:pStyle w:val="BodyText"/>
       </w:pPr>
       <w:r>
         <w:t xml:space="preserve">2014 —</w:t>
@@ -190,11 +218,7 @@
     </w:p>
     <w:p>
       <w:pPr>
-        <w:numPr>
-          <w:ilvl w:val="0"/>
-          <w:numId w:val="1001"/>
-        </w:numPr>
-        <w:pStyle w:val="Compact"/>
+        <w:pStyle w:val="BodyText"/>
       </w:pPr>
       <w:r>
         <w:t xml:space="preserve">2014 —</w:t>
@@ -208,11 +232,7 @@
     </w:p>
     <w:p>
       <w:pPr>
-        <w:numPr>
-          <w:ilvl w:val="0"/>
-          <w:numId w:val="1001"/>
-        </w:numPr>
-        <w:pStyle w:val="Compact"/>
+        <w:pStyle w:val="BodyText"/>
       </w:pPr>
       <w:r>
         <w:t xml:space="preserve">2013 —</w:t>
@@ -226,11 +246,7 @@
     </w:p>
     <w:p>
       <w:pPr>
-        <w:numPr>
-          <w:ilvl w:val="0"/>
-          <w:numId w:val="1001"/>
-        </w:numPr>
-        <w:pStyle w:val="Compact"/>
+        <w:pStyle w:val="BodyText"/>
       </w:pPr>
       <w:r>
         <w:t xml:space="preserve">2013 —</w:t>
@@ -244,11 +260,7 @@
     </w:p>
     <w:p>
       <w:pPr>
-        <w:numPr>
-          <w:ilvl w:val="0"/>
-          <w:numId w:val="1001"/>
-        </w:numPr>
-        <w:pStyle w:val="Compact"/>
+        <w:pStyle w:val="BodyText"/>
       </w:pPr>
       <w:r>
         <w:t xml:space="preserve">2011 —</w:t>
@@ -262,11 +274,7 @@
     </w:p>
     <w:p>
       <w:pPr>
-        <w:numPr>
-          <w:ilvl w:val="0"/>
-          <w:numId w:val="1001"/>
-        </w:numPr>
-        <w:pStyle w:val="Compact"/>
+        <w:pStyle w:val="BodyText"/>
       </w:pPr>
       <w:r>
         <w:t xml:space="preserve">2011 —</w:t>
@@ -280,11 +288,7 @@
     </w:p>
     <w:p>
       <w:pPr>
-        <w:numPr>
-          <w:ilvl w:val="0"/>
-          <w:numId w:val="1001"/>
-        </w:numPr>
-        <w:pStyle w:val="Compact"/>
+        <w:pStyle w:val="BodyText"/>
       </w:pPr>
       <w:r>
         <w:t xml:space="preserve">2010 —</w:t>
@@ -298,11 +302,7 @@
     </w:p>
     <w:p>
       <w:pPr>
-        <w:numPr>
-          <w:ilvl w:val="0"/>
-          <w:numId w:val="1001"/>
-        </w:numPr>
-        <w:pStyle w:val="Compact"/>
+        <w:pStyle w:val="BodyText"/>
       </w:pPr>
       <w:r>
         <w:t xml:space="preserve">2010 —</w:t>
@@ -316,11 +316,7 @@
     </w:p>
     <w:p>
       <w:pPr>
-        <w:numPr>
-          <w:ilvl w:val="0"/>
-          <w:numId w:val="1001"/>
-        </w:numPr>
-        <w:pStyle w:val="Compact"/>
+        <w:pStyle w:val="BodyText"/>
       </w:pPr>
       <w:r>
         <w:t xml:space="preserve">2009 —</w:t>
@@ -334,11 +330,7 @@
     </w:p>
     <w:p>
       <w:pPr>
-        <w:numPr>
-          <w:ilvl w:val="0"/>
-          <w:numId w:val="1001"/>
-        </w:numPr>
-        <w:pStyle w:val="Compact"/>
+        <w:pStyle w:val="BodyText"/>
       </w:pPr>
       <w:r>
         <w:t xml:space="preserve">2009 —</w:t>
@@ -352,11 +344,7 @@
     </w:p>
     <w:p>
       <w:pPr>
-        <w:numPr>
-          <w:ilvl w:val="0"/>
-          <w:numId w:val="1001"/>
-        </w:numPr>
-        <w:pStyle w:val="Compact"/>
+        <w:pStyle w:val="BodyText"/>
       </w:pPr>
       <w:r>
         <w:t xml:space="preserve">2008 —</w:t>
@@ -370,11 +358,7 @@
     </w:p>
     <w:p>
       <w:pPr>
-        <w:numPr>
-          <w:ilvl w:val="0"/>
-          <w:numId w:val="1001"/>
-        </w:numPr>
-        <w:pStyle w:val="Compact"/>
+        <w:pStyle w:val="BodyText"/>
       </w:pPr>
       <w:r>
         <w:t xml:space="preserve">2008 —</w:t>
@@ -388,11 +372,7 @@
     </w:p>
     <w:p>
       <w:pPr>
-        <w:numPr>
-          <w:ilvl w:val="0"/>
-          <w:numId w:val="1001"/>
-        </w:numPr>
-        <w:pStyle w:val="Compact"/>
+        <w:pStyle w:val="BodyText"/>
       </w:pPr>
       <w:r>
         <w:t xml:space="preserve">2007 —</w:t>
@@ -406,11 +386,7 @@
     </w:p>
     <w:p>
       <w:pPr>
-        <w:numPr>
-          <w:ilvl w:val="0"/>
-          <w:numId w:val="1001"/>
-        </w:numPr>
-        <w:pStyle w:val="Compact"/>
+        <w:pStyle w:val="BodyText"/>
       </w:pPr>
       <w:r>
         <w:t xml:space="preserve">2007 —</w:t>
@@ -424,11 +400,7 @@
     </w:p>
     <w:p>
       <w:pPr>
-        <w:numPr>
-          <w:ilvl w:val="0"/>
-          <w:numId w:val="1001"/>
-        </w:numPr>
-        <w:pStyle w:val="Compact"/>
+        <w:pStyle w:val="BodyText"/>
       </w:pPr>
       <w:r>
         <w:t xml:space="preserve">2007 —</w:t>
@@ -442,11 +414,7 @@
     </w:p>
     <w:p>
       <w:pPr>
-        <w:numPr>
-          <w:ilvl w:val="0"/>
-          <w:numId w:val="1001"/>
-        </w:numPr>
-        <w:pStyle w:val="Compact"/>
+        <w:pStyle w:val="BodyText"/>
       </w:pPr>
       <w:r>
         <w:t xml:space="preserve">2006 —</w:t>
@@ -460,11 +428,7 @@
     </w:p>
     <w:p>
       <w:pPr>
-        <w:numPr>
-          <w:ilvl w:val="0"/>
-          <w:numId w:val="1001"/>
-        </w:numPr>
-        <w:pStyle w:val="Compact"/>
+        <w:pStyle w:val="BodyText"/>
       </w:pPr>
       <w:r>
         <w:t xml:space="preserve">2006 —</w:t>
@@ -478,11 +442,7 @@
     </w:p>
     <w:p>
       <w:pPr>
-        <w:numPr>
-          <w:ilvl w:val="0"/>
-          <w:numId w:val="1001"/>
-        </w:numPr>
-        <w:pStyle w:val="Compact"/>
+        <w:pStyle w:val="BodyText"/>
       </w:pPr>
       <w:r>
         <w:t xml:space="preserve">2005 —</w:t>
@@ -496,11 +456,7 @@
     </w:p>
     <w:p>
       <w:pPr>
-        <w:numPr>
-          <w:ilvl w:val="0"/>
-          <w:numId w:val="1001"/>
-        </w:numPr>
-        <w:pStyle w:val="Compact"/>
+        <w:pStyle w:val="BodyText"/>
       </w:pPr>
       <w:r>
         <w:t xml:space="preserve">2005 —</w:t>
@@ -514,11 +470,7 @@
     </w:p>
     <w:p>
       <w:pPr>
-        <w:numPr>
-          <w:ilvl w:val="0"/>
-          <w:numId w:val="1001"/>
-        </w:numPr>
-        <w:pStyle w:val="Compact"/>
+        <w:pStyle w:val="BodyText"/>
       </w:pPr>
       <w:r>
         <w:t xml:space="preserve">2005 —</w:t>
@@ -532,11 +484,7 @@
     </w:p>
     <w:p>
       <w:pPr>
-        <w:numPr>
-          <w:ilvl w:val="0"/>
-          <w:numId w:val="1001"/>
-        </w:numPr>
-        <w:pStyle w:val="Compact"/>
+        <w:pStyle w:val="BodyText"/>
       </w:pPr>
       <w:r>
         <w:t xml:space="preserve">2005 —</w:t>
@@ -550,11 +498,7 @@
     </w:p>
     <w:p>
       <w:pPr>
-        <w:numPr>
-          <w:ilvl w:val="0"/>
-          <w:numId w:val="1001"/>
-        </w:numPr>
-        <w:pStyle w:val="Compact"/>
+        <w:pStyle w:val="BodyText"/>
       </w:pPr>
       <w:r>
         <w:t xml:space="preserve">2005 —</w:t>
@@ -568,11 +512,7 @@
     </w:p>
     <w:p>
       <w:pPr>
-        <w:numPr>
-          <w:ilvl w:val="0"/>
-          <w:numId w:val="1001"/>
-        </w:numPr>
-        <w:pStyle w:val="Compact"/>
+        <w:pStyle w:val="BodyText"/>
       </w:pPr>
       <w:r>
         <w:t xml:space="preserve">2005 —</w:t>
@@ -586,11 +526,7 @@
     </w:p>
     <w:p>
       <w:pPr>
-        <w:numPr>
-          <w:ilvl w:val="0"/>
-          <w:numId w:val="1001"/>
-        </w:numPr>
-        <w:pStyle w:val="Compact"/>
+        <w:pStyle w:val="BodyText"/>
       </w:pPr>
       <w:r>
         <w:t xml:space="preserve">2005 —</w:t>
@@ -604,11 +540,7 @@
     </w:p>
     <w:p>
       <w:pPr>
-        <w:numPr>
-          <w:ilvl w:val="0"/>
-          <w:numId w:val="1001"/>
-        </w:numPr>
-        <w:pStyle w:val="Compact"/>
+        <w:pStyle w:val="BodyText"/>
       </w:pPr>
       <w:r>
         <w:t xml:space="preserve">2005 —</w:t>
@@ -622,11 +554,7 @@
     </w:p>
     <w:p>
       <w:pPr>
-        <w:numPr>
-          <w:ilvl w:val="0"/>
-          <w:numId w:val="1001"/>
-        </w:numPr>
-        <w:pStyle w:val="Compact"/>
+        <w:pStyle w:val="BodyText"/>
       </w:pPr>
       <w:r>
         <w:t xml:space="preserve">2004 —</w:t>
@@ -640,11 +568,7 @@
     </w:p>
     <w:p>
       <w:pPr>
-        <w:numPr>
-          <w:ilvl w:val="0"/>
-          <w:numId w:val="1001"/>
-        </w:numPr>
-        <w:pStyle w:val="Compact"/>
+        <w:pStyle w:val="BodyText"/>
       </w:pPr>
       <w:r>
         <w:t xml:space="preserve">2004 —</w:t>
@@ -658,11 +582,7 @@
     </w:p>
     <w:p>
       <w:pPr>
-        <w:numPr>
-          <w:ilvl w:val="0"/>
-          <w:numId w:val="1001"/>
-        </w:numPr>
-        <w:pStyle w:val="Compact"/>
+        <w:pStyle w:val="BodyText"/>
       </w:pPr>
       <w:r>
         <w:t xml:space="preserve">2004 —</w:t>
@@ -676,11 +596,7 @@
     </w:p>
     <w:p>
       <w:pPr>
-        <w:numPr>
-          <w:ilvl w:val="0"/>
-          <w:numId w:val="1001"/>
-        </w:numPr>
-        <w:pStyle w:val="Compact"/>
+        <w:pStyle w:val="BodyText"/>
       </w:pPr>
       <w:r>
         <w:t xml:space="preserve">2004 —</w:t>
@@ -694,11 +610,7 @@
     </w:p>
     <w:p>
       <w:pPr>
-        <w:numPr>
-          <w:ilvl w:val="0"/>
-          <w:numId w:val="1001"/>
-        </w:numPr>
-        <w:pStyle w:val="Compact"/>
+        <w:pStyle w:val="BodyText"/>
       </w:pPr>
       <w:r>
         <w:t xml:space="preserve">2004 —</w:t>
@@ -712,11 +624,7 @@
     </w:p>
     <w:p>
       <w:pPr>
-        <w:numPr>
-          <w:ilvl w:val="0"/>
-          <w:numId w:val="1001"/>
-        </w:numPr>
-        <w:pStyle w:val="Compact"/>
+        <w:pStyle w:val="BodyText"/>
       </w:pPr>
       <w:r>
         <w:t xml:space="preserve">2004 —</w:t>
@@ -730,11 +638,7 @@
     </w:p>
     <w:p>
       <w:pPr>
-        <w:numPr>
-          <w:ilvl w:val="0"/>
-          <w:numId w:val="1001"/>
-        </w:numPr>
-        <w:pStyle w:val="Compact"/>
+        <w:pStyle w:val="BodyText"/>
       </w:pPr>
       <w:r>
         <w:t xml:space="preserve">2004 —</w:t>
@@ -748,11 +652,7 @@
     </w:p>
     <w:p>
       <w:pPr>
-        <w:numPr>
-          <w:ilvl w:val="0"/>
-          <w:numId w:val="1001"/>
-        </w:numPr>
-        <w:pStyle w:val="Compact"/>
+        <w:pStyle w:val="BodyText"/>
       </w:pPr>
       <w:r>
         <w:t xml:space="preserve">2003 —</w:t>
@@ -766,11 +666,7 @@
     </w:p>
     <w:p>
       <w:pPr>
-        <w:numPr>
-          <w:ilvl w:val="0"/>
-          <w:numId w:val="1001"/>
-        </w:numPr>
-        <w:pStyle w:val="Compact"/>
+        <w:pStyle w:val="BodyText"/>
       </w:pPr>
       <w:r>
         <w:t xml:space="preserve">2003 —</w:t>
@@ -784,11 +680,7 @@
     </w:p>
     <w:p>
       <w:pPr>
-        <w:numPr>
-          <w:ilvl w:val="0"/>
-          <w:numId w:val="1001"/>
-        </w:numPr>
-        <w:pStyle w:val="Compact"/>
+        <w:pStyle w:val="BodyText"/>
       </w:pPr>
       <w:r>
         <w:t xml:space="preserve">2003 —</w:t>
@@ -802,11 +694,7 @@
     </w:p>
     <w:p>
       <w:pPr>
-        <w:numPr>
-          <w:ilvl w:val="0"/>
-          <w:numId w:val="1001"/>
-        </w:numPr>
-        <w:pStyle w:val="Compact"/>
+        <w:pStyle w:val="BodyText"/>
       </w:pPr>
       <w:r>
         <w:t xml:space="preserve">2003 —</w:t>
@@ -820,11 +708,7 @@
     </w:p>
     <w:p>
       <w:pPr>
-        <w:numPr>
-          <w:ilvl w:val="0"/>
-          <w:numId w:val="1001"/>
-        </w:numPr>
-        <w:pStyle w:val="Compact"/>
+        <w:pStyle w:val="BodyText"/>
       </w:pPr>
       <w:r>
         <w:t xml:space="preserve">2003 —</w:t>
@@ -838,11 +722,7 @@
     </w:p>
     <w:p>
       <w:pPr>
-        <w:numPr>
-          <w:ilvl w:val="0"/>
-          <w:numId w:val="1001"/>
-        </w:numPr>
-        <w:pStyle w:val="Compact"/>
+        <w:pStyle w:val="BodyText"/>
       </w:pPr>
       <w:r>
         <w:t xml:space="preserve">2003 —</w:t>
@@ -856,11 +736,7 @@
     </w:p>
     <w:p>
       <w:pPr>
-        <w:numPr>
-          <w:ilvl w:val="0"/>
-          <w:numId w:val="1001"/>
-        </w:numPr>
-        <w:pStyle w:val="Compact"/>
+        <w:pStyle w:val="BodyText"/>
       </w:pPr>
       <w:r>
         <w:t xml:space="preserve">2003 —</w:t>
@@ -874,11 +750,7 @@
     </w:p>
     <w:p>
       <w:pPr>
-        <w:numPr>
-          <w:ilvl w:val="0"/>
-          <w:numId w:val="1001"/>
-        </w:numPr>
-        <w:pStyle w:val="Compact"/>
+        <w:pStyle w:val="BodyText"/>
       </w:pPr>
       <w:r>
         <w:t xml:space="preserve">2003 —</w:t>
@@ -892,11 +764,7 @@
     </w:p>
     <w:p>
       <w:pPr>
-        <w:numPr>
-          <w:ilvl w:val="0"/>
-          <w:numId w:val="1001"/>
-        </w:numPr>
-        <w:pStyle w:val="Compact"/>
+        <w:pStyle w:val="BodyText"/>
       </w:pPr>
       <w:r>
         <w:t xml:space="preserve">2003 —</w:t>
@@ -910,11 +778,7 @@
     </w:p>
     <w:p>
       <w:pPr>
-        <w:numPr>
-          <w:ilvl w:val="0"/>
-          <w:numId w:val="1001"/>
-        </w:numPr>
-        <w:pStyle w:val="Compact"/>
+        <w:pStyle w:val="BodyText"/>
       </w:pPr>
       <w:r>
         <w:t xml:space="preserve">2003 —</w:t>
@@ -928,11 +792,7 @@
     </w:p>
     <w:p>
       <w:pPr>
-        <w:numPr>
-          <w:ilvl w:val="0"/>
-          <w:numId w:val="1001"/>
-        </w:numPr>
-        <w:pStyle w:val="Compact"/>
+        <w:pStyle w:val="BodyText"/>
       </w:pPr>
       <w:r>
         <w:t xml:space="preserve">2003 —</w:t>
@@ -946,11 +806,7 @@
     </w:p>
     <w:p>
       <w:pPr>
-        <w:numPr>
-          <w:ilvl w:val="0"/>
-          <w:numId w:val="1001"/>
-        </w:numPr>
-        <w:pStyle w:val="Compact"/>
+        <w:pStyle w:val="BodyText"/>
       </w:pPr>
       <w:r>
         <w:t xml:space="preserve">2003 —</w:t>
@@ -964,11 +820,7 @@
     </w:p>
     <w:p>
       <w:pPr>
-        <w:numPr>
-          <w:ilvl w:val="0"/>
-          <w:numId w:val="1001"/>
-        </w:numPr>
-        <w:pStyle w:val="Compact"/>
+        <w:pStyle w:val="BodyText"/>
       </w:pPr>
       <w:r>
         <w:t xml:space="preserve">2003 —</w:t>
@@ -982,11 +834,7 @@
     </w:p>
     <w:p>
       <w:pPr>
-        <w:numPr>
-          <w:ilvl w:val="0"/>
-          <w:numId w:val="1001"/>
-        </w:numPr>
-        <w:pStyle w:val="Compact"/>
+        <w:pStyle w:val="BodyText"/>
       </w:pPr>
       <w:r>
         <w:t xml:space="preserve">2003 —</w:t>
@@ -1000,11 +848,7 @@
     </w:p>
     <w:p>
       <w:pPr>
-        <w:numPr>
-          <w:ilvl w:val="0"/>
-          <w:numId w:val="1001"/>
-        </w:numPr>
-        <w:pStyle w:val="Compact"/>
+        <w:pStyle w:val="BodyText"/>
       </w:pPr>
       <w:r>
         <w:t xml:space="preserve">2003 —</w:t>
@@ -1018,11 +862,7 @@
     </w:p>
     <w:p>
       <w:pPr>
-        <w:numPr>
-          <w:ilvl w:val="0"/>
-          <w:numId w:val="1001"/>
-        </w:numPr>
-        <w:pStyle w:val="Compact"/>
+        <w:pStyle w:val="BodyText"/>
       </w:pPr>
       <w:r>
         <w:t xml:space="preserve">2003 —</w:t>
@@ -1036,11 +876,7 @@
     </w:p>
     <w:p>
       <w:pPr>
-        <w:numPr>
-          <w:ilvl w:val="0"/>
-          <w:numId w:val="1001"/>
-        </w:numPr>
-        <w:pStyle w:val="Compact"/>
+        <w:pStyle w:val="BodyText"/>
       </w:pPr>
       <w:r>
         <w:t xml:space="preserve">2002 —</w:t>
@@ -1054,11 +890,7 @@
     </w:p>
     <w:p>
       <w:pPr>
-        <w:numPr>
-          <w:ilvl w:val="0"/>
-          <w:numId w:val="1001"/>
-        </w:numPr>
-        <w:pStyle w:val="Compact"/>
+        <w:pStyle w:val="BodyText"/>
       </w:pPr>
       <w:r>
         <w:t xml:space="preserve">2002 —</w:t>
@@ -1072,11 +904,7 @@
     </w:p>
     <w:p>
       <w:pPr>
-        <w:numPr>
-          <w:ilvl w:val="0"/>
-          <w:numId w:val="1001"/>
-        </w:numPr>
-        <w:pStyle w:val="Compact"/>
+        <w:pStyle w:val="BodyText"/>
       </w:pPr>
       <w:r>
         <w:t xml:space="preserve">2002 —</w:t>
@@ -1090,11 +918,7 @@
     </w:p>
     <w:p>
       <w:pPr>
-        <w:numPr>
-          <w:ilvl w:val="0"/>
-          <w:numId w:val="1001"/>
-        </w:numPr>
-        <w:pStyle w:val="Compact"/>
+        <w:pStyle w:val="BodyText"/>
       </w:pPr>
       <w:r>
         <w:t xml:space="preserve">2002 —</w:t>
@@ -1108,11 +932,7 @@
     </w:p>
     <w:p>
       <w:pPr>
-        <w:numPr>
-          <w:ilvl w:val="0"/>
-          <w:numId w:val="1001"/>
-        </w:numPr>
-        <w:pStyle w:val="Compact"/>
+        <w:pStyle w:val="BodyText"/>
       </w:pPr>
       <w:r>
         <w:t xml:space="preserve">2001 —</w:t>
@@ -1126,11 +946,7 @@
     </w:p>
     <w:p>
       <w:pPr>
-        <w:numPr>
-          <w:ilvl w:val="0"/>
-          <w:numId w:val="1001"/>
-        </w:numPr>
-        <w:pStyle w:val="Compact"/>
+        <w:pStyle w:val="BodyText"/>
       </w:pPr>
       <w:r>
         <w:t xml:space="preserve">2001 —</w:t>
@@ -1144,11 +960,7 @@
     </w:p>
     <w:p>
       <w:pPr>
-        <w:numPr>
-          <w:ilvl w:val="0"/>
-          <w:numId w:val="1001"/>
-        </w:numPr>
-        <w:pStyle w:val="Compact"/>
+        <w:pStyle w:val="BodyText"/>
       </w:pPr>
       <w:r>
         <w:t xml:space="preserve">2001 —</w:t>
@@ -1162,11 +974,7 @@
     </w:p>
     <w:p>
       <w:pPr>
-        <w:numPr>
-          <w:ilvl w:val="0"/>
-          <w:numId w:val="1001"/>
-        </w:numPr>
-        <w:pStyle w:val="Compact"/>
+        <w:pStyle w:val="BodyText"/>
       </w:pPr>
       <w:r>
         <w:t xml:space="preserve">2001 —</w:t>
@@ -1180,11 +988,7 @@
     </w:p>
     <w:p>
       <w:pPr>
-        <w:numPr>
-          <w:ilvl w:val="0"/>
-          <w:numId w:val="1001"/>
-        </w:numPr>
-        <w:pStyle w:val="Compact"/>
+        <w:pStyle w:val="BodyText"/>
       </w:pPr>
       <w:r>
         <w:t xml:space="preserve">2001 —</w:t>
@@ -1198,11 +1002,7 @@
     </w:p>
     <w:p>
       <w:pPr>
-        <w:numPr>
-          <w:ilvl w:val="0"/>
-          <w:numId w:val="1001"/>
-        </w:numPr>
-        <w:pStyle w:val="Compact"/>
+        <w:pStyle w:val="BodyText"/>
       </w:pPr>
       <w:r>
         <w:t xml:space="preserve">2001 —</w:t>
@@ -1216,11 +1016,7 @@
     </w:p>
     <w:p>
       <w:pPr>
-        <w:numPr>
-          <w:ilvl w:val="0"/>
-          <w:numId w:val="1001"/>
-        </w:numPr>
-        <w:pStyle w:val="Compact"/>
+        <w:pStyle w:val="BodyText"/>
       </w:pPr>
       <w:r>
         <w:t xml:space="preserve">2001 —</w:t>
@@ -1234,11 +1030,7 @@
     </w:p>
     <w:p>
       <w:pPr>
-        <w:numPr>
-          <w:ilvl w:val="0"/>
-          <w:numId w:val="1001"/>
-        </w:numPr>
-        <w:pStyle w:val="Compact"/>
+        <w:pStyle w:val="BodyText"/>
       </w:pPr>
       <w:r>
         <w:t xml:space="preserve">2001 —</w:t>
@@ -1252,11 +1044,7 @@
     </w:p>
     <w:p>
       <w:pPr>
-        <w:numPr>
-          <w:ilvl w:val="0"/>
-          <w:numId w:val="1001"/>
-        </w:numPr>
-        <w:pStyle w:val="Compact"/>
+        <w:pStyle w:val="BodyText"/>
       </w:pPr>
       <w:r>
         <w:t xml:space="preserve">2000 —</w:t>
@@ -1270,11 +1058,7 @@
     </w:p>
     <w:p>
       <w:pPr>
-        <w:numPr>
-          <w:ilvl w:val="0"/>
-          <w:numId w:val="1001"/>
-        </w:numPr>
-        <w:pStyle w:val="Compact"/>
+        <w:pStyle w:val="BodyText"/>
       </w:pPr>
       <w:r>
         <w:t xml:space="preserve">2000 —</w:t>
@@ -1288,11 +1072,7 @@
     </w:p>
     <w:p>
       <w:pPr>
-        <w:numPr>
-          <w:ilvl w:val="0"/>
-          <w:numId w:val="1001"/>
-        </w:numPr>
-        <w:pStyle w:val="Compact"/>
+        <w:pStyle w:val="BodyText"/>
       </w:pPr>
       <w:r>
         <w:t xml:space="preserve">1999 —</w:t>
@@ -1306,11 +1086,7 @@
     </w:p>
     <w:p>
       <w:pPr>
-        <w:numPr>
-          <w:ilvl w:val="0"/>
-          <w:numId w:val="1001"/>
-        </w:numPr>
-        <w:pStyle w:val="Compact"/>
+        <w:pStyle w:val="BodyText"/>
       </w:pPr>
       <w:r>
         <w:t xml:space="preserve">1999 —</w:t>
@@ -1324,11 +1100,7 @@
     </w:p>
     <w:p>
       <w:pPr>
-        <w:numPr>
-          <w:ilvl w:val="0"/>
-          <w:numId w:val="1001"/>
-        </w:numPr>
-        <w:pStyle w:val="Compact"/>
+        <w:pStyle w:val="BodyText"/>
       </w:pPr>
       <w:r>
         <w:t xml:space="preserve">1997 —</w:t>
@@ -1342,11 +1114,7 @@
     </w:p>
     <w:p>
       <w:pPr>
-        <w:numPr>
-          <w:ilvl w:val="0"/>
-          <w:numId w:val="1001"/>
-        </w:numPr>
-        <w:pStyle w:val="Compact"/>
+        <w:pStyle w:val="BodyText"/>
       </w:pPr>
       <w:r>
         <w:t xml:space="preserve">1997 —</w:t>
@@ -1360,11 +1128,7 @@
     </w:p>
     <w:p>
       <w:pPr>
-        <w:numPr>
-          <w:ilvl w:val="0"/>
-          <w:numId w:val="1001"/>
-        </w:numPr>
-        <w:pStyle w:val="Compact"/>
+        <w:pStyle w:val="BodyText"/>
       </w:pPr>
       <w:r>
         <w:t xml:space="preserve">1997 —</w:t>
@@ -1378,11 +1142,7 @@
     </w:p>
     <w:p>
       <w:pPr>
-        <w:numPr>
-          <w:ilvl w:val="0"/>
-          <w:numId w:val="1001"/>
-        </w:numPr>
-        <w:pStyle w:val="Compact"/>
+        <w:pStyle w:val="BodyText"/>
       </w:pPr>
       <w:r>
         <w:t xml:space="preserve">1996–2003 —</w:t>
@@ -1396,11 +1156,7 @@
     </w:p>
     <w:p>
       <w:pPr>
-        <w:numPr>
-          <w:ilvl w:val="0"/>
-          <w:numId w:val="1001"/>
-        </w:numPr>
-        <w:pStyle w:val="Compact"/>
+        <w:pStyle w:val="BodyText"/>
       </w:pPr>
       <w:r>
         <w:t xml:space="preserve">1997–2003 —</w:t>
@@ -1414,11 +1170,7 @@
     </w:p>
     <w:p>
       <w:pPr>
-        <w:numPr>
-          <w:ilvl w:val="0"/>
-          <w:numId w:val="1001"/>
-        </w:numPr>
-        <w:pStyle w:val="Compact"/>
+        <w:pStyle w:val="BodyText"/>
       </w:pPr>
       <w:r>
         <w:t xml:space="preserve">1998–2004 —</w:t>
@@ -1457,7 +1209,11 @@
           <w:tblHeader w:val="true"/>
         </w:trPr>
         <w:tc>
-          <w:tcPr/>
+          <w:tcPr>
+            <w:tcBorders>
+              <w:bottom w:val="single" w:sz="4" w:space="0" w:color="cccccc"/>
+            </w:tcBorders>
+          </w:tcPr>
           <w:p>
             <w:pPr>
               <w:pStyle w:val="Compact"/>
@@ -1469,7 +1225,11 @@
           </w:p>
         </w:tc>
         <w:tc>
-          <w:tcPr/>
+          <w:tcPr>
+            <w:tcBorders>
+              <w:bottom w:val="single" w:sz="4" w:space="0" w:color="cccccc"/>
+            </w:tcBorders>
+          </w:tcPr>
           <w:p>
             <w:pPr>
               <w:pStyle w:val="Compact"/>
@@ -1481,7 +1241,11 @@
           </w:p>
         </w:tc>
         <w:tc>
-          <w:tcPr/>
+          <w:tcPr>
+            <w:tcBorders>
+              <w:bottom w:val="single" w:sz="4" w:space="0" w:color="cccccc"/>
+            </w:tcBorders>
+          </w:tcPr>
           <w:p>
             <w:pPr>
               <w:pStyle w:val="Compact"/>
@@ -1664,11 +1428,7 @@
     </w:p>
     <w:p>
       <w:pPr>
-        <w:numPr>
-          <w:ilvl w:val="0"/>
-          <w:numId w:val="1002"/>
-        </w:numPr>
-        <w:pStyle w:val="Compact"/>
+        <w:pStyle w:val="FirstParagraph"/>
       </w:pPr>
       <w:r>
         <w:t xml:space="preserve">2008–10 —</w:t>
@@ -1682,11 +1442,7 @@
     </w:p>
     <w:p>
       <w:pPr>
-        <w:numPr>
-          <w:ilvl w:val="0"/>
-          <w:numId w:val="1002"/>
-        </w:numPr>
-        <w:pStyle w:val="Compact"/>
+        <w:pStyle w:val="BodyText"/>
       </w:pPr>
       <w:r>
         <w:t xml:space="preserve">2009 —</w:t>
@@ -1700,11 +1456,7 @@
     </w:p>
     <w:p>
       <w:pPr>
-        <w:numPr>
-          <w:ilvl w:val="0"/>
-          <w:numId w:val="1002"/>
-        </w:numPr>
-        <w:pStyle w:val="Compact"/>
+        <w:pStyle w:val="BodyText"/>
       </w:pPr>
       <w:r>
         <w:t xml:space="preserve">2008 —</w:t>
@@ -1718,11 +1470,7 @@
     </w:p>
     <w:p>
       <w:pPr>
-        <w:numPr>
-          <w:ilvl w:val="0"/>
-          <w:numId w:val="1002"/>
-        </w:numPr>
-        <w:pStyle w:val="Compact"/>
+        <w:pStyle w:val="BodyText"/>
       </w:pPr>
       <w:r>
         <w:t xml:space="preserve">2008 —</w:t>
@@ -1736,11 +1484,7 @@
     </w:p>
     <w:p>
       <w:pPr>
-        <w:numPr>
-          <w:ilvl w:val="0"/>
-          <w:numId w:val="1002"/>
-        </w:numPr>
-        <w:pStyle w:val="Compact"/>
+        <w:pStyle w:val="BodyText"/>
       </w:pPr>
       <w:r>
         <w:t xml:space="preserve">2007 —</w:t>
@@ -1764,11 +1508,7 @@
     </w:p>
     <w:p>
       <w:pPr>
-        <w:numPr>
-          <w:ilvl w:val="0"/>
-          <w:numId w:val="1003"/>
-        </w:numPr>
-        <w:pStyle w:val="Compact"/>
+        <w:pStyle w:val="FirstParagraph"/>
       </w:pPr>
       <w:r>
         <w:t xml:space="preserve">2003 —</w:t>
@@ -1792,11 +1532,7 @@
     </w:p>
     <w:p>
       <w:pPr>
-        <w:numPr>
-          <w:ilvl w:val="0"/>
-          <w:numId w:val="1003"/>
-        </w:numPr>
-        <w:pStyle w:val="Compact"/>
+        <w:pStyle w:val="BodyText"/>
       </w:pPr>
       <w:r>
         <w:t xml:space="preserve">2003 —</w:t>
@@ -1810,11 +1546,7 @@
     </w:p>
     <w:p>
       <w:pPr>
-        <w:numPr>
-          <w:ilvl w:val="0"/>
-          <w:numId w:val="1003"/>
-        </w:numPr>
-        <w:pStyle w:val="Compact"/>
+        <w:pStyle w:val="BodyText"/>
       </w:pPr>
       <w:r>
         <w:t xml:space="preserve">2003 —</w:t>
@@ -1828,11 +1560,7 @@
     </w:p>
     <w:p>
       <w:pPr>
-        <w:numPr>
-          <w:ilvl w:val="0"/>
-          <w:numId w:val="1003"/>
-        </w:numPr>
-        <w:pStyle w:val="Compact"/>
+        <w:pStyle w:val="BodyText"/>
       </w:pPr>
       <w:r>
         <w:t xml:space="preserve">2002 —</w:t>
@@ -1856,11 +1584,7 @@
     </w:p>
     <w:p>
       <w:pPr>
-        <w:numPr>
-          <w:ilvl w:val="0"/>
-          <w:numId w:val="1004"/>
-        </w:numPr>
-        <w:pStyle w:val="Compact"/>
+        <w:pStyle w:val="FirstParagraph"/>
       </w:pPr>
       <w:r>
         <w:t xml:space="preserve">2025 —</w:t>
@@ -1911,11 +1635,7 @@
     </w:p>
     <w:p>
       <w:pPr>
-        <w:numPr>
-          <w:ilvl w:val="0"/>
-          <w:numId w:val="1004"/>
-        </w:numPr>
-        <w:pStyle w:val="Compact"/>
+        <w:pStyle w:val="BodyText"/>
       </w:pPr>
       <w:r>
         <w:t xml:space="preserve">2017 —</w:t>
@@ -1929,11 +1649,7 @@
     </w:p>
     <w:p>
       <w:pPr>
-        <w:numPr>
-          <w:ilvl w:val="0"/>
-          <w:numId w:val="1004"/>
-        </w:numPr>
-        <w:pStyle w:val="Compact"/>
+        <w:pStyle w:val="BodyText"/>
       </w:pPr>
       <w:r>
         <w:t xml:space="preserve">2010 —</w:t>
@@ -1947,11 +1663,7 @@
     </w:p>
     <w:p>
       <w:pPr>
-        <w:numPr>
-          <w:ilvl w:val="0"/>
-          <w:numId w:val="1004"/>
-        </w:numPr>
-        <w:pStyle w:val="Compact"/>
+        <w:pStyle w:val="BodyText"/>
       </w:pPr>
       <w:r>
         <w:t xml:space="preserve">2009 —</w:t>
@@ -1965,11 +1677,7 @@
     </w:p>
     <w:p>
       <w:pPr>
-        <w:numPr>
-          <w:ilvl w:val="0"/>
-          <w:numId w:val="1004"/>
-        </w:numPr>
-        <w:pStyle w:val="Compact"/>
+        <w:pStyle w:val="BodyText"/>
       </w:pPr>
       <w:r>
         <w:t xml:space="preserve">2008 —</w:t>
@@ -1983,11 +1691,7 @@
     </w:p>
     <w:p>
       <w:pPr>
-        <w:numPr>
-          <w:ilvl w:val="0"/>
-          <w:numId w:val="1004"/>
-        </w:numPr>
-        <w:pStyle w:val="Compact"/>
+        <w:pStyle w:val="BodyText"/>
       </w:pPr>
       <w:r>
         <w:t xml:space="preserve">2007 —</w:t>
@@ -2001,11 +1705,7 @@
     </w:p>
     <w:p>
       <w:pPr>
-        <w:numPr>
-          <w:ilvl w:val="0"/>
-          <w:numId w:val="1004"/>
-        </w:numPr>
-        <w:pStyle w:val="Compact"/>
+        <w:pStyle w:val="BodyText"/>
       </w:pPr>
       <w:r>
         <w:t xml:space="preserve">2004 —</w:t>
@@ -2019,11 +1719,7 @@
     </w:p>
     <w:p>
       <w:pPr>
-        <w:numPr>
-          <w:ilvl w:val="0"/>
-          <w:numId w:val="1004"/>
-        </w:numPr>
-        <w:pStyle w:val="Compact"/>
+        <w:pStyle w:val="BodyText"/>
       </w:pPr>
       <w:r>
         <w:t xml:space="preserve">2003 —</w:t>
@@ -2037,11 +1733,7 @@
     </w:p>
     <w:p>
       <w:pPr>
-        <w:numPr>
-          <w:ilvl w:val="0"/>
-          <w:numId w:val="1004"/>
-        </w:numPr>
-        <w:pStyle w:val="Compact"/>
+        <w:pStyle w:val="BodyText"/>
       </w:pPr>
       <w:r>
         <w:t xml:space="preserve">2002 —</w:t>
@@ -2078,11 +1770,7 @@
     </w:p>
     <w:p>
       <w:pPr>
-        <w:numPr>
-          <w:ilvl w:val="0"/>
-          <w:numId w:val="1004"/>
-        </w:numPr>
-        <w:pStyle w:val="Compact"/>
+        <w:pStyle w:val="BodyText"/>
       </w:pPr>
       <w:r>
         <w:t xml:space="preserve">2001 —</w:t>
@@ -2109,11 +1797,7 @@
     </w:p>
     <w:p>
       <w:pPr>
-        <w:numPr>
-          <w:ilvl w:val="0"/>
-          <w:numId w:val="1004"/>
-        </w:numPr>
-        <w:pStyle w:val="Compact"/>
+        <w:pStyle w:val="BodyText"/>
       </w:pPr>
       <w:r>
         <w:t xml:space="preserve">2000 —</w:t>
@@ -2127,11 +1811,7 @@
     </w:p>
     <w:p>
       <w:pPr>
-        <w:numPr>
-          <w:ilvl w:val="0"/>
-          <w:numId w:val="1004"/>
-        </w:numPr>
-        <w:pStyle w:val="Compact"/>
+        <w:pStyle w:val="BodyText"/>
       </w:pPr>
       <w:r>
         <w:t xml:space="preserve">1999 —</w:t>
@@ -2155,11 +1835,7 @@
     </w:p>
     <w:p>
       <w:pPr>
-        <w:numPr>
-          <w:ilvl w:val="0"/>
-          <w:numId w:val="1005"/>
-        </w:numPr>
-        <w:pStyle w:val="Compact"/>
+        <w:pStyle w:val="FirstParagraph"/>
       </w:pPr>
       <w:r>
         <w:t xml:space="preserve">2022 —</w:t>
@@ -2173,11 +1849,7 @@
     </w:p>
     <w:p>
       <w:pPr>
-        <w:numPr>
-          <w:ilvl w:val="0"/>
-          <w:numId w:val="1005"/>
-        </w:numPr>
-        <w:pStyle w:val="Compact"/>
+        <w:pStyle w:val="BodyText"/>
       </w:pPr>
       <w:r>
         <w:t xml:space="preserve">2017 —</w:t>
@@ -2191,11 +1863,7 @@
     </w:p>
     <w:p>
       <w:pPr>
-        <w:numPr>
-          <w:ilvl w:val="0"/>
-          <w:numId w:val="1005"/>
-        </w:numPr>
-        <w:pStyle w:val="Compact"/>
+        <w:pStyle w:val="BodyText"/>
       </w:pPr>
       <w:r>
         <w:t xml:space="preserve">2013 —</w:t>
@@ -2209,11 +1877,7 @@
     </w:p>
     <w:p>
       <w:pPr>
-        <w:numPr>
-          <w:ilvl w:val="0"/>
-          <w:numId w:val="1005"/>
-        </w:numPr>
-        <w:pStyle w:val="Compact"/>
+        <w:pStyle w:val="BodyText"/>
       </w:pPr>
       <w:r>
         <w:t xml:space="preserve">2012 —</w:t>
@@ -2227,11 +1891,7 @@
     </w:p>
     <w:p>
       <w:pPr>
-        <w:numPr>
-          <w:ilvl w:val="0"/>
-          <w:numId w:val="1005"/>
-        </w:numPr>
-        <w:pStyle w:val="Compact"/>
+        <w:pStyle w:val="BodyText"/>
       </w:pPr>
       <w:r>
         <w:t xml:space="preserve">2008 —</w:t>
@@ -2245,11 +1905,7 @@
     </w:p>
     <w:p>
       <w:pPr>
-        <w:numPr>
-          <w:ilvl w:val="0"/>
-          <w:numId w:val="1005"/>
-        </w:numPr>
-        <w:pStyle w:val="Compact"/>
+        <w:pStyle w:val="BodyText"/>
       </w:pPr>
       <w:r>
         <w:t xml:space="preserve">2008 —</w:t>
@@ -2263,11 +1919,7 @@
     </w:p>
     <w:p>
       <w:pPr>
-        <w:numPr>
-          <w:ilvl w:val="0"/>
-          <w:numId w:val="1005"/>
-        </w:numPr>
-        <w:pStyle w:val="Compact"/>
+        <w:pStyle w:val="BodyText"/>
       </w:pPr>
       <w:r>
         <w:t xml:space="preserve">2005 —</w:t>
@@ -2281,11 +1933,7 @@
     </w:p>
     <w:p>
       <w:pPr>
-        <w:numPr>
-          <w:ilvl w:val="0"/>
-          <w:numId w:val="1005"/>
-        </w:numPr>
-        <w:pStyle w:val="Compact"/>
+        <w:pStyle w:val="BodyText"/>
       </w:pPr>
       <w:r>
         <w:t xml:space="preserve">2004 —</w:t>
@@ -2299,11 +1947,7 @@
     </w:p>
     <w:p>
       <w:pPr>
-        <w:numPr>
-          <w:ilvl w:val="0"/>
-          <w:numId w:val="1005"/>
-        </w:numPr>
-        <w:pStyle w:val="Compact"/>
+        <w:pStyle w:val="BodyText"/>
       </w:pPr>
       <w:r>
         <w:t xml:space="preserve">2004 —</w:t>
@@ -2317,11 +1961,7 @@
     </w:p>
     <w:p>
       <w:pPr>
-        <w:numPr>
-          <w:ilvl w:val="0"/>
-          <w:numId w:val="1005"/>
-        </w:numPr>
-        <w:pStyle w:val="Compact"/>
+        <w:pStyle w:val="BodyText"/>
       </w:pPr>
       <w:r>
         <w:t xml:space="preserve">2004 —</w:t>
@@ -2335,11 +1975,7 @@
     </w:p>
     <w:p>
       <w:pPr>
-        <w:numPr>
-          <w:ilvl w:val="0"/>
-          <w:numId w:val="1005"/>
-        </w:numPr>
-        <w:pStyle w:val="Compact"/>
+        <w:pStyle w:val="BodyText"/>
       </w:pPr>
       <w:r>
         <w:t xml:space="preserve">2004 —</w:t>
@@ -2353,11 +1989,7 @@
     </w:p>
     <w:p>
       <w:pPr>
-        <w:numPr>
-          <w:ilvl w:val="0"/>
-          <w:numId w:val="1005"/>
-        </w:numPr>
-        <w:pStyle w:val="Compact"/>
+        <w:pStyle w:val="BodyText"/>
       </w:pPr>
       <w:r>
         <w:t xml:space="preserve">2004 —</w:t>
@@ -2371,11 +2003,7 @@
     </w:p>
     <w:p>
       <w:pPr>
-        <w:numPr>
-          <w:ilvl w:val="0"/>
-          <w:numId w:val="1005"/>
-        </w:numPr>
-        <w:pStyle w:val="Compact"/>
+        <w:pStyle w:val="BodyText"/>
       </w:pPr>
       <w:r>
         <w:t xml:space="preserve">2003 —</w:t>
@@ -2389,11 +2017,7 @@
     </w:p>
     <w:p>
       <w:pPr>
-        <w:numPr>
-          <w:ilvl w:val="0"/>
-          <w:numId w:val="1005"/>
-        </w:numPr>
-        <w:pStyle w:val="Compact"/>
+        <w:pStyle w:val="BodyText"/>
       </w:pPr>
       <w:r>
         <w:t xml:space="preserve">2003 —</w:t>
@@ -2407,11 +2031,7 @@
     </w:p>
     <w:p>
       <w:pPr>
-        <w:numPr>
-          <w:ilvl w:val="0"/>
-          <w:numId w:val="1005"/>
-        </w:numPr>
-        <w:pStyle w:val="Compact"/>
+        <w:pStyle w:val="BodyText"/>
       </w:pPr>
       <w:r>
         <w:t xml:space="preserve">2003 —</w:t>
@@ -2425,11 +2045,7 @@
     </w:p>
     <w:p>
       <w:pPr>
-        <w:numPr>
-          <w:ilvl w:val="0"/>
-          <w:numId w:val="1005"/>
-        </w:numPr>
-        <w:pStyle w:val="Compact"/>
+        <w:pStyle w:val="BodyText"/>
       </w:pPr>
       <w:r>
         <w:t xml:space="preserve">2003 —</w:t>
@@ -2443,11 +2059,7 @@
     </w:p>
     <w:p>
       <w:pPr>
-        <w:numPr>
-          <w:ilvl w:val="0"/>
-          <w:numId w:val="1005"/>
-        </w:numPr>
-        <w:pStyle w:val="Compact"/>
+        <w:pStyle w:val="BodyText"/>
       </w:pPr>
       <w:r>
         <w:t xml:space="preserve">2003 —</w:t>
@@ -2461,11 +2073,7 @@
     </w:p>
     <w:p>
       <w:pPr>
-        <w:numPr>
-          <w:ilvl w:val="0"/>
-          <w:numId w:val="1005"/>
-        </w:numPr>
-        <w:pStyle w:val="Compact"/>
+        <w:pStyle w:val="BodyText"/>
       </w:pPr>
       <w:r>
         <w:t xml:space="preserve">2002 —</w:t>
@@ -2479,11 +2087,7 @@
     </w:p>
     <w:p>
       <w:pPr>
-        <w:numPr>
-          <w:ilvl w:val="0"/>
-          <w:numId w:val="1005"/>
-        </w:numPr>
-        <w:pStyle w:val="Compact"/>
+        <w:pStyle w:val="BodyText"/>
       </w:pPr>
       <w:r>
         <w:t xml:space="preserve">2001 —</w:t>
@@ -2497,11 +2101,7 @@
     </w:p>
     <w:p>
       <w:pPr>
-        <w:numPr>
-          <w:ilvl w:val="0"/>
-          <w:numId w:val="1005"/>
-        </w:numPr>
-        <w:pStyle w:val="Compact"/>
+        <w:pStyle w:val="BodyText"/>
       </w:pPr>
       <w:r>
         <w:t xml:space="preserve">2000 —</w:t>
@@ -2515,11 +2115,7 @@
     </w:p>
     <w:p>
       <w:pPr>
-        <w:numPr>
-          <w:ilvl w:val="0"/>
-          <w:numId w:val="1005"/>
-        </w:numPr>
-        <w:pStyle w:val="Compact"/>
+        <w:pStyle w:val="BodyText"/>
       </w:pPr>
       <w:r>
         <w:t xml:space="preserve">2000 —</w:t>
@@ -2533,11 +2129,7 @@
     </w:p>
     <w:p>
       <w:pPr>
-        <w:numPr>
-          <w:ilvl w:val="0"/>
-          <w:numId w:val="1005"/>
-        </w:numPr>
-        <w:pStyle w:val="Compact"/>
+        <w:pStyle w:val="BodyText"/>
       </w:pPr>
       <w:r>
         <w:t xml:space="preserve">1999 —</w:t>
@@ -2551,11 +2143,7 @@
     </w:p>
     <w:p>
       <w:pPr>
-        <w:numPr>
-          <w:ilvl w:val="0"/>
-          <w:numId w:val="1005"/>
-        </w:numPr>
-        <w:pStyle w:val="Compact"/>
+        <w:pStyle w:val="BodyText"/>
       </w:pPr>
       <w:r>
         <w:t xml:space="preserve">1999 —</w:t>
@@ -2579,11 +2167,7 @@
     </w:p>
     <w:p>
       <w:pPr>
-        <w:numPr>
-          <w:ilvl w:val="0"/>
-          <w:numId w:val="1006"/>
-        </w:numPr>
-        <w:pStyle w:val="Compact"/>
+        <w:pStyle w:val="FirstParagraph"/>
       </w:pPr>
       <w:r>
         <w:t xml:space="preserve">2025 —</w:t>
@@ -2597,11 +2181,7 @@
     </w:p>
     <w:p>
       <w:pPr>
-        <w:numPr>
-          <w:ilvl w:val="0"/>
-          <w:numId w:val="1006"/>
-        </w:numPr>
-        <w:pStyle w:val="Compact"/>
+        <w:pStyle w:val="BodyText"/>
       </w:pPr>
       <w:r>
         <w:t xml:space="preserve">2023 —</w:t>
@@ -2615,11 +2195,7 @@
     </w:p>
     <w:p>
       <w:pPr>
-        <w:numPr>
-          <w:ilvl w:val="0"/>
-          <w:numId w:val="1006"/>
-        </w:numPr>
-        <w:pStyle w:val="Compact"/>
+        <w:pStyle w:val="BodyText"/>
       </w:pPr>
       <w:r>
         <w:t xml:space="preserve">2022 —</w:t>
@@ -2633,11 +2209,7 @@
     </w:p>
     <w:p>
       <w:pPr>
-        <w:numPr>
-          <w:ilvl w:val="0"/>
-          <w:numId w:val="1006"/>
-        </w:numPr>
-        <w:pStyle w:val="Compact"/>
+        <w:pStyle w:val="BodyText"/>
       </w:pPr>
       <w:r>
         <w:t xml:space="preserve">2022 —</w:t>
@@ -2651,11 +2223,7 @@
     </w:p>
     <w:p>
       <w:pPr>
-        <w:numPr>
-          <w:ilvl w:val="0"/>
-          <w:numId w:val="1006"/>
-        </w:numPr>
-        <w:pStyle w:val="Compact"/>
+        <w:pStyle w:val="BodyText"/>
       </w:pPr>
       <w:r>
         <w:t xml:space="preserve">2008 —</w:t>
@@ -2669,11 +2237,7 @@
     </w:p>
     <w:p>
       <w:pPr>
-        <w:numPr>
-          <w:ilvl w:val="0"/>
-          <w:numId w:val="1006"/>
-        </w:numPr>
-        <w:pStyle w:val="Compact"/>
+        <w:pStyle w:val="BodyText"/>
       </w:pPr>
       <w:r>
         <w:t xml:space="preserve">2007 —</w:t>
@@ -2697,11 +2261,7 @@
     </w:p>
     <w:p>
       <w:pPr>
-        <w:numPr>
-          <w:ilvl w:val="0"/>
-          <w:numId w:val="1007"/>
-        </w:numPr>
-        <w:pStyle w:val="Compact"/>
+        <w:pStyle w:val="FirstParagraph"/>
       </w:pPr>
       <w:r>
         <w:t xml:space="preserve">Manchester Metropolitan University Library, UK</w:t>
@@ -2709,11 +2269,7 @@
     </w:p>
     <w:p>
       <w:pPr>
-        <w:numPr>
-          <w:ilvl w:val="0"/>
-          <w:numId w:val="1007"/>
-        </w:numPr>
-        <w:pStyle w:val="Compact"/>
+        <w:pStyle w:val="BodyText"/>
       </w:pPr>
       <w:r>
         <w:t xml:space="preserve">Frans Masereel Centrum, Kasterlee, Belgium</w:t>
@@ -2721,11 +2277,7 @@
     </w:p>
     <w:p>
       <w:pPr>
-        <w:numPr>
-          <w:ilvl w:val="0"/>
-          <w:numId w:val="1007"/>
-        </w:numPr>
-        <w:pStyle w:val="Compact"/>
+        <w:pStyle w:val="BodyText"/>
       </w:pPr>
       <w:r>
         <w:t xml:space="preserve">Museum for Fine Arts, Antwerp, Belgium</w:t>
@@ -2733,11 +2285,7 @@
     </w:p>
     <w:p>
       <w:pPr>
-        <w:numPr>
-          <w:ilvl w:val="0"/>
-          <w:numId w:val="1007"/>
-        </w:numPr>
-        <w:pStyle w:val="Compact"/>
+        <w:pStyle w:val="BodyText"/>
       </w:pPr>
       <w:r>
         <w:t xml:space="preserve">KUMU (The Art Museum of Estonia), Tallinn, Estonia</w:t>
@@ -2745,11 +2293,7 @@
     </w:p>
     <w:p>
       <w:pPr>
-        <w:numPr>
-          <w:ilvl w:val="0"/>
-          <w:numId w:val="1007"/>
-        </w:numPr>
-        <w:pStyle w:val="Compact"/>
+        <w:pStyle w:val="BodyText"/>
       </w:pPr>
       <w:r>
         <w:t xml:space="preserve">Utah Museum of Fine Arts, Salt Lake City, Utah</w:t>
@@ -2757,11 +2301,7 @@
     </w:p>
     <w:p>
       <w:pPr>
-        <w:numPr>
-          <w:ilvl w:val="0"/>
-          <w:numId w:val="1007"/>
-        </w:numPr>
-        <w:pStyle w:val="Compact"/>
+        <w:pStyle w:val="BodyText"/>
       </w:pPr>
       <w:r>
         <w:t xml:space="preserve">Gravat.Olot, Olot, Spain</w:t>
@@ -2769,11 +2309,7 @@
     </w:p>
     <w:p>
       <w:pPr>
-        <w:numPr>
-          <w:ilvl w:val="0"/>
-          <w:numId w:val="1007"/>
-        </w:numPr>
-        <w:pStyle w:val="Compact"/>
+        <w:pStyle w:val="BodyText"/>
       </w:pPr>
       <w:r>
         <w:t xml:space="preserve">Center for Book Arts, New York</w:t>
@@ -2782,13 +2318,15 @@
     <w:bookmarkEnd w:id="35"/>
     <w:p>
       <w:pPr>
-        <w:pStyle w:val="FirstParagraph"/>
+        <w:pStyle w:val="BodyText"/>
       </w:pPr>
       <w:r>
         <w:t xml:space="preserve">updated: 5 May 2026</w:t>
       </w:r>
     </w:p>
-    <w:sectPr/>
+    <w:sectPr>
+      <w:pgMar w:bottom="1440" w:left="1417" w:right="1417" w:top="1080"/>
+    </w:sectPr>
   </w:body>
 </w:document>
 </file>
@@ -2894,105 +2432,8 @@
       </w:pPr>
     </w:lvl>
   </w:abstractNum>
-  <w:abstractNum w:abstractNumId="991">
-    <w:nsid w:val="A991"/>
-    <w:multiLevelType w:val="multilevel"/>
-    <w:lvl w:ilvl="0">
-      <w:numFmt w:val="bullet"/>
-      <w:lvlText w:val="•"/>
-      <w:lvlJc w:val="left"/>
-      <w:pPr>
-        <w:ind w:left="720" w:hanging="480"/>
-      </w:pPr>
-    </w:lvl>
-    <w:lvl w:ilvl="1">
-      <w:numFmt w:val="bullet"/>
-      <w:lvlText w:val="–"/>
-      <w:lvlJc w:val="left"/>
-      <w:pPr>
-        <w:ind w:left="1440" w:hanging="480"/>
-      </w:pPr>
-    </w:lvl>
-    <w:lvl w:ilvl="2">
-      <w:numFmt w:val="bullet"/>
-      <w:lvlText w:val="•"/>
-      <w:lvlJc w:val="left"/>
-      <w:pPr>
-        <w:ind w:left="2160" w:hanging="480"/>
-      </w:pPr>
-    </w:lvl>
-    <w:lvl w:ilvl="3">
-      <w:numFmt w:val="bullet"/>
-      <w:lvlText w:val="–"/>
-      <w:lvlJc w:val="left"/>
-      <w:pPr>
-        <w:ind w:left="2880" w:hanging="480"/>
-      </w:pPr>
-    </w:lvl>
-    <w:lvl w:ilvl="4">
-      <w:numFmt w:val="bullet"/>
-      <w:lvlText w:val="•"/>
-      <w:lvlJc w:val="left"/>
-      <w:pPr>
-        <w:ind w:left="3600" w:hanging="480"/>
-      </w:pPr>
-    </w:lvl>
-    <w:lvl w:ilvl="5">
-      <w:numFmt w:val="bullet"/>
-      <w:lvlText w:val="–"/>
-      <w:lvlJc w:val="left"/>
-      <w:pPr>
-        <w:ind w:left="4320" w:hanging="480"/>
-      </w:pPr>
-    </w:lvl>
-    <w:lvl w:ilvl="6">
-      <w:numFmt w:val="bullet"/>
-      <w:lvlText w:val="•"/>
-      <w:lvlJc w:val="left"/>
-      <w:pPr>
-        <w:ind w:left="5040" w:hanging="480"/>
-      </w:pPr>
-    </w:lvl>
-    <w:lvl w:ilvl="7">
-      <w:numFmt w:val="bullet"/>
-      <w:lvlText w:val="–"/>
-      <w:lvlJc w:val="left"/>
-      <w:pPr>
-        <w:ind w:left="5760" w:hanging="480"/>
-      </w:pPr>
-    </w:lvl>
-    <w:lvl w:ilvl="8">
-      <w:numFmt w:val="bullet"/>
-      <w:lvlText w:val="•"/>
-      <w:lvlJc w:val="left"/>
-      <w:pPr>
-        <w:ind w:left="6480" w:hanging="480"/>
-      </w:pPr>
-    </w:lvl>
-  </w:abstractNum>
   <w:num w:numId="1000">
     <w:abstractNumId w:val="990"/>
-  </w:num>
-  <w:num w:numId="1001">
-    <w:abstractNumId w:val="991"/>
-  </w:num>
-  <w:num w:numId="1002">
-    <w:abstractNumId w:val="991"/>
-  </w:num>
-  <w:num w:numId="1003">
-    <w:abstractNumId w:val="991"/>
-  </w:num>
-  <w:num w:numId="1004">
-    <w:abstractNumId w:val="991"/>
-  </w:num>
-  <w:num w:numId="1005">
-    <w:abstractNumId w:val="991"/>
-  </w:num>
-  <w:num w:numId="1006">
-    <w:abstractNumId w:val="991"/>
-  </w:num>
-  <w:num w:numId="1007">
-    <w:abstractNumId w:val="991"/>
   </w:num>
 </w:numbering>
 </file>
@@ -3016,31 +2457,73 @@
   </w:docDefaults>
   <w:latentStyles w:count="276" w:defLockedState="0" w:defQFormat="0" w:defSemiHidden="0" w:defUIPriority="0" w:defUnhideWhenUsed="0"/>
   <w:style w:default="1" w:styleId="Normal" w:type="paragraph">
+    <w:rFonts w:ascii="Calibri" w:cs="Calibri" w:hAnsi="Calibri"/>
     <w:name w:val="Normal"/>
     <w:qFormat/>
+    <w:pPr>
+      <w:spacing w:after="60" w:before="0" w:line="336" w:lineRule="auto"/>
+      <w:widowControl w:val="0"/>
+      <w:pageBreakBefore w:val="0"/>
+    </w:pPr>
+    <w:rPr>
+      <w:rFonts w:ascii="Calibri" w:hAnsi="Calibri"/>
+      <w:b w:val="0"/>
+      <w:color w:val="444444"/>
+      <w:sz w:val="20"/>
+    </w:rPr>
   </w:style>
   <w:style w:styleId="BodyText" w:type="paragraph">
+    <w:rFonts w:ascii="Calibri" w:cs="Calibri" w:hAnsi="Calibri"/>
     <w:name w:val="Body Text"/>
     <w:basedOn w:val="Normal"/>
     <w:link w:val="BodyTextChar"/>
     <w:pPr>
-      <w:spacing w:after="180" w:before="180"/>
+      <w:spacing w:after="60" w:before="0" w:line="336" w:lineRule="auto"/>
+      <w:widowControl w:val="0"/>
+      <w:pageBreakBefore w:val="0"/>
     </w:pPr>
     <w:qFormat/>
+    <w:rPr>
+      <w:rFonts w:ascii="Calibri" w:hAnsi="Calibri"/>
+      <w:b w:val="0"/>
+      <w:color w:val="444444"/>
+      <w:sz w:val="20"/>
+    </w:rPr>
   </w:style>
   <w:style w:customStyle="1" w:styleId="FirstParagraph" w:type="paragraph">
+    <w:rFonts w:ascii="Calibri" w:cs="Calibri" w:hAnsi="Calibri"/>
     <w:name w:val="First Paragraph"/>
     <w:basedOn w:val="BodyText"/>
     <w:next w:val="BodyText"/>
     <w:qFormat/>
+    <w:pPr>
+      <w:spacing w:after="60" w:before="0" w:line="336" w:lineRule="auto"/>
+      <w:widowControl w:val="0"/>
+      <w:pageBreakBefore w:val="0"/>
+    </w:pPr>
+    <w:rPr>
+      <w:rFonts w:ascii="Calibri" w:hAnsi="Calibri"/>
+      <w:b w:val="0"/>
+      <w:color w:val="444444"/>
+      <w:sz w:val="20"/>
+    </w:rPr>
   </w:style>
   <w:style w:customStyle="1" w:styleId="Compact" w:type="paragraph">
+    <w:rFonts w:ascii="Calibri" w:cs="Calibri" w:hAnsi="Calibri"/>
     <w:name w:val="Compact"/>
     <w:basedOn w:val="BodyText"/>
     <w:qFormat/>
     <w:pPr>
-      <w:spacing w:after="36" w:before="36"/>
+      <w:spacing w:after="60" w:before="0" w:line="336" w:lineRule="auto"/>
+      <w:widowControl w:val="0"/>
+      <w:pageBreakBefore w:val="0"/>
     </w:pPr>
+    <w:rPr>
+      <w:rFonts w:ascii="Calibri" w:hAnsi="Calibri"/>
+      <w:b w:val="0"/>
+      <w:color w:val="444444"/>
+      <w:sz w:val="20"/>
+    </w:rPr>
   </w:style>
   <w:style w:styleId="Title" w:type="paragraph">
     <w:name w:val="Title"/>
@@ -3050,7 +2533,7 @@
     <w:pPr>
       <w:keepNext/>
       <w:keepLines/>
-      <w:spacing w:after="240" w:before="480"/>
+      <w:spacing w:after="0" w:before="0" w:line="312" w:lineRule="auto"/>
       <w:jc w:val="center"/>
     </w:pPr>
     <w:rPr>
@@ -3058,7 +2541,7 @@
       <w:b/>
       <w:bCs/>
       <w:color w:themeColor="accent1" w:themeShade="B5" w:val="345A8A"/>
-      <w:sz w:val="36"/>
+      <w:sz w:val="2"/>
       <w:szCs w:val="36"/>
     </w:rPr>
   </w:style>
@@ -3141,27 +2624,33 @@
     <w:rPr/>
   </w:style>
   <w:style w:styleId="Heading1" w:type="paragraph">
+    <w:rFonts w:ascii="Georgia" w:cs="Georgia" w:hAnsi="Georgia"/>
     <w:name w:val="Heading 1"/>
     <w:basedOn w:val="Normal"/>
     <w:next w:val="BodyText"/>
     <w:uiPriority w:val="9"/>
     <w:qFormat/>
     <w:pPr>
-      <w:keepNext/>
+      <w:keepNext w:val="1"/>
       <w:keepLines/>
-      <w:spacing w:after="0" w:before="480"/>
+      <w:spacing w:after="160" w:before="0" w:line="264" w:lineRule="auto"/>
       <w:outlineLvl w:val="0"/>
+      <w:widowControl w:val="0"/>
+      <w:pageBreakBefore w:val="0"/>
     </w:pPr>
     <w:rPr>
-      <w:rFonts w:asciiTheme="majorHAnsi" w:cstheme="majorBidi" w:eastAsiaTheme="majorEastAsia" w:hAnsiTheme="majorHAnsi"/>
-      <w:b/>
+      <w:rFonts w:ascii="Georgia" w:asciiTheme="majorHAnsi" w:cstheme="majorBidi" w:eastAsiaTheme="majorEastAsia" w:hAnsi="Georgia" w:hAnsiTheme="majorHAnsi"/>
+      <w:b w:val="0"/>
       <w:bCs/>
-      <w:color w:themeColor="accent1" w:val="4F81BD"/>
-      <w:sz w:val="32"/>
+      <w:i w:val="0"/>
+      <w:caps w:val="0"/>
+      <w:color w:val="1A1A1A"/>
+      <w:sz w:val="44"/>
       <w:szCs w:val="32"/>
     </w:rPr>
   </w:style>
   <w:style w:styleId="Heading2" w:type="paragraph">
+    <w:rFonts w:ascii="Calibri" w:cs="Calibri" w:hAnsi="Calibri"/>
     <w:name w:val="Heading 2"/>
     <w:basedOn w:val="Normal"/>
     <w:next w:val="BodyText"/>
@@ -3169,21 +2658,29 @@
     <w:unhideWhenUsed/>
     <w:qFormat/>
     <w:pPr>
-      <w:keepNext/>
+      <w:keepNext w:val="1"/>
       <w:keepLines/>
-      <w:spacing w:after="0" w:before="200"/>
+      <w:spacing w:after="80" w:before="280" w:line="240" w:lineRule="auto"/>
       <w:outlineLvl w:val="1"/>
+      <w:pBdr>
+        <w:top w:color="cccccc" w:space="4" w:sz="4" w:val="single"/>
+      </w:pBdr>
+      <w:widowControl w:val="0"/>
+      <w:pageBreakBefore w:val="0"/>
     </w:pPr>
     <w:rPr>
-      <w:rFonts w:asciiTheme="majorHAnsi" w:cstheme="majorBidi" w:eastAsiaTheme="majorEastAsia" w:hAnsiTheme="majorHAnsi"/>
-      <w:b/>
+      <w:rFonts w:ascii="Calibri" w:asciiTheme="majorHAnsi" w:cstheme="majorBidi" w:eastAsiaTheme="majorEastAsia" w:hAnsi="Calibri" w:hAnsiTheme="majorHAnsi"/>
+      <w:b w:val="0"/>
       <w:bCs/>
-      <w:color w:themeColor="accent1" w:val="4F81BD"/>
-      <w:sz w:val="28"/>
+      <w:i w:val="0"/>
+      <w:caps/>
+      <w:color w:val="999999"/>
+      <w:sz w:val="24"/>
       <w:szCs w:val="28"/>
     </w:rPr>
   </w:style>
   <w:style w:styleId="Heading3" w:type="paragraph">
+    <w:rFonts w:ascii="Calibri" w:cs="Calibri" w:hAnsi="Calibri"/>
     <w:name w:val="Heading 3"/>
     <w:basedOn w:val="Normal"/>
     <w:next w:val="BodyText"/>
@@ -3191,21 +2688,26 @@
     <w:unhideWhenUsed/>
     <w:qFormat/>
     <w:pPr>
-      <w:keepNext/>
+      <w:keepNext w:val="1"/>
       <w:keepLines/>
-      <w:spacing w:after="0" w:before="200"/>
+      <w:spacing w:after="60" w:before="200" w:line="240" w:lineRule="auto"/>
       <w:outlineLvl w:val="2"/>
+      <w:widowControl w:val="0"/>
+      <w:pageBreakBefore w:val="0"/>
     </w:pPr>
     <w:rPr>
-      <w:rFonts w:asciiTheme="majorHAnsi" w:cstheme="majorBidi" w:eastAsiaTheme="majorEastAsia" w:hAnsiTheme="majorHAnsi"/>
-      <w:b/>
+      <w:rFonts w:ascii="Calibri" w:asciiTheme="majorHAnsi" w:cstheme="majorBidi" w:eastAsiaTheme="majorEastAsia" w:hAnsi="Calibri" w:hAnsiTheme="majorHAnsi"/>
+      <w:b w:val="0"/>
       <w:bCs/>
-      <w:color w:themeColor="accent1" w:val="4F81BD"/>
-      <w:sz w:val="24"/>
+      <w:i w:val="0"/>
+      <w:caps/>
+      <w:color w:val="999999"/>
+      <w:sz w:val="21"/>
       <w:szCs w:val="24"/>
     </w:rPr>
   </w:style>
   <w:style w:styleId="Heading4" w:type="paragraph">
+    <w:rFonts w:ascii="Calibri" w:cs="Calibri" w:hAnsi="Calibri"/>
     <w:name w:val="Heading 4"/>
     <w:basedOn w:val="Normal"/>
     <w:next w:val="BodyText"/>
@@ -3213,17 +2715,21 @@
     <w:unhideWhenUsed/>
     <w:qFormat/>
     <w:pPr>
-      <w:keepNext/>
+      <w:keepNext w:val="1"/>
       <w:keepLines/>
-      <w:spacing w:after="0" w:before="200"/>
+      <w:spacing w:after="20" w:before="120" w:line="312" w:lineRule="auto"/>
       <w:outlineLvl w:val="3"/>
+      <w:widowControl w:val="0"/>
+      <w:pageBreakBefore w:val="0"/>
     </w:pPr>
     <w:rPr>
-      <w:rFonts w:asciiTheme="majorHAnsi" w:cstheme="majorBidi" w:eastAsiaTheme="majorEastAsia" w:hAnsiTheme="majorHAnsi"/>
-      <w:i/>
+      <w:rFonts w:ascii="Calibri" w:asciiTheme="majorHAnsi" w:cstheme="majorBidi" w:eastAsiaTheme="majorEastAsia" w:hAnsi="Calibri" w:hAnsiTheme="majorHAnsi"/>
+      <w:i w:val="0"/>
+      <w:b/>
       <w:bCs/>
-      <w:color w:themeColor="accent1" w:val="4F81BD"/>
-      <w:sz w:val="24"/>
+      <w:caps w:val="0"/>
+      <w:color w:val="1A1A1A"/>
+      <w:sz w:val="20"/>
       <w:szCs w:val="24"/>
     </w:rPr>
   </w:style>
@@ -3462,7 +2968,8 @@
     <w:name w:val="Hyperlink"/>
     <w:basedOn w:val="BodyTextChar"/>
     <w:rPr>
-      <w:color w:themeColor="accent1" w:val="4F81BD"/>
+      <w:color w:val="555555"/>
+      <w:u w:val="none"/>
     </w:rPr>
   </w:style>
   <w:style w:styleId="TOCHeading" w:type="paragraph">

--- a/docx/Atkinson_Artist.docx
+++ b/docx/Atkinson_Artist.docx
@@ -1266,7 +1266,7 @@
               <w:jc w:val="left"/>
             </w:pPr>
             <w:r>
-              <w:t xml:space="preserve">Spring – Summer 2017</w:t>
+              <w:t xml:space="preserve">2017</w:t>
             </w:r>
           </w:p>
         </w:tc>
@@ -1300,7 +1300,7 @@
               <w:jc w:val="left"/>
             </w:pPr>
             <w:r>
-              <w:t xml:space="preserve">Oct 2000 – May 2004</w:t>
+              <w:t xml:space="preserve">2000–04</w:t>
             </w:r>
           </w:p>
         </w:tc>
@@ -1324,17 +1324,7 @@
               <w:jc w:val="left"/>
             </w:pPr>
             <w:r>
-              <w:t xml:space="preserve">Ph.D. —</w:t>
-            </w:r>
-            <w:r>
-              <w:t xml:space="preserve"> </w:t>
-            </w:r>
-            <w:r>
-              <w:rPr>
-                <w:iCs/>
-                <w:i/>
-              </w:rPr>
-              <w:t xml:space="preserve">"The creation of digital fine art print through the Woodburytype model"</w:t>
+              <w:t xml:space="preserve">Ph.D. — "The creation of digital fine art print through the Woodburytype model"</w:t>
             </w:r>
           </w:p>
         </w:tc>
@@ -1348,7 +1338,7 @@
               <w:jc w:val="left"/>
             </w:pPr>
             <w:r>
-              <w:t xml:space="preserve">Sept 1999 – June 2000</w:t>
+              <w:t xml:space="preserve">1999–2000</w:t>
             </w:r>
           </w:p>
         </w:tc>
@@ -1386,7 +1376,7 @@
               <w:jc w:val="left"/>
             </w:pPr>
             <w:r>
-              <w:t xml:space="preserve">Oct 1993 – July 1996</w:t>
+              <w:t xml:space="preserve">1993–96</w:t>
             </w:r>
           </w:p>
         </w:tc>
@@ -1431,7 +1421,7 @@
         <w:pStyle w:val="FirstParagraph"/>
       </w:pPr>
       <w:r>
-        <w:t xml:space="preserve">2008–10 —</w:t>
+        <w:t xml:space="preserve">2008–2010 —</w:t>
       </w:r>
       <w:r>
         <w:t xml:space="preserve"> </w:t>
@@ -1603,33 +1593,7 @@
           <w:rPr>
             <w:rStyle w:val="Hyperlink"/>
           </w:rPr>
-          <w:t xml:space="preserve">Ocean Memory: Unimagined Perspectives.</w:t>
-        </w:r>
-        <w:r>
-          <w:rPr>
-            <w:rStyle w:val="Hyperlink"/>
-          </w:rPr>
-          <w:t xml:space="preserve"> </w:t>
-        </w:r>
-        <w:r>
-          <w:rPr>
-            <w:rStyle w:val="Hyperlink"/>
-            <w:iCs/>
-            <w:i/>
-          </w:rPr>
-          <w:t xml:space="preserve">Leonardo</w:t>
-        </w:r>
-        <w:r>
-          <w:rPr>
-            <w:rStyle w:val="Hyperlink"/>
-          </w:rPr>
-          <w:t xml:space="preserve"> </w:t>
-        </w:r>
-        <w:r>
-          <w:rPr>
-            <w:rStyle w:val="Hyperlink"/>
-          </w:rPr>
-          <w:t xml:space="preserve">2025; 58 (1): 105–110.</w:t>
+          <w:t xml:space="preserve">Ocean Memory: Unimagined Perspectives. Leonardo 2025; 58 (1): 105–110.</w:t>
         </w:r>
       </w:hyperlink>
     </w:p>
@@ -1914,7 +1878,7 @@
         <w:t xml:space="preserve"> </w:t>
       </w:r>
       <w:r>
-        <w:t xml:space="preserve">'Giuseppe Morandi And The Lega Cultura Di Piadena Practicing Contemporary Neo-realism,' Hawaii International Conference on Arts and Humanities, University of Louisville, Honolulu, HI</w:t>
+        <w:t xml:space="preserve">'Giuseppe Morandi And The Lega Cultura Di Piadena Practicing Contemporary Neo-realism, ' Hawaii International Conference on Arts and Humanities, University of Louisville, Honolulu, HI</w:t>
       </w:r>
     </w:p>
     <w:p>
@@ -1928,7 +1892,7 @@
         <w:t xml:space="preserve"> </w:t>
       </w:r>
       <w:r>
-        <w:t xml:space="preserve">'Interstitial Languages: photography and printmaking,' Impact 4 Conference, Poznan Museum, Poland</w:t>
+        <w:t xml:space="preserve">'Interstitial Languages: photography and printmaking, ' Impact 4 Conference, Poznan Museum, Poland</w:t>
       </w:r>
     </w:p>
     <w:p>
@@ -1970,7 +1934,7 @@
         <w:t xml:space="preserve"> </w:t>
       </w:r>
       <w:r>
-        <w:t xml:space="preserve">'A history of Woodburytypes,' University of Delaware, Newark</w:t>
+        <w:t xml:space="preserve">'A history of Woodburytypes, ' University of Delaware, Newark</w:t>
       </w:r>
     </w:p>
     <w:p>
@@ -1998,7 +1962,7 @@
         <w:t xml:space="preserve"> </w:t>
       </w:r>
       <w:r>
-        <w:t xml:space="preserve">'The development of early photographic reproduction processes,' University of Virginia, Charlottesville</w:t>
+        <w:t xml:space="preserve">'The development of early photographic reproduction processes, ' University of Virginia, Charlottesville</w:t>
       </w:r>
     </w:p>
     <w:p>
@@ -2026,7 +1990,7 @@
         <w:t xml:space="preserve"> </w:t>
       </w:r>
       <w:r>
-        <w:t xml:space="preserve">'Investigating the problems of empirical research through the work of Joan Fontcuberta,' paper for CADE 2003, Hull, UK</w:t>
+        <w:t xml:space="preserve">'Investigating the problems of empirical research through the work of Joan Fontcuberta, ' paper for CADE 2003, Hull, UK</w:t>
       </w:r>
     </w:p>
     <w:p>
@@ -2040,7 +2004,7 @@
         <w:t xml:space="preserve"> </w:t>
       </w:r>
       <w:r>
-        <w:t xml:space="preserve">'Continuous Tone Alternatives to the Halftone Model Through Historical Reflection,' Paper at PICS digital imaging conference, Rochester NY</w:t>
+        <w:t xml:space="preserve">'Continuous Tone Alternatives to the Halftone Model Through Historical Reflection, ' Paper at PICS digital imaging conference, Rochester NY</w:t>
       </w:r>
     </w:p>
     <w:p>
@@ -2138,7 +2102,7 @@
         <w:t xml:space="preserve"> </w:t>
       </w:r>
       <w:r>
-        <w:t xml:space="preserve">Artists' talk during show on 'Picasso and post-war printmaking in Paris,' Arnolfini Gallery, Bristol</w:t>
+        <w:t xml:space="preserve">Artists' talk during show on 'Picasso and post-war printmaking in Paris, ' Arnolfini Gallery, Bristol</w:t>
       </w:r>
     </w:p>
     <w:p>
@@ -2321,7 +2285,7 @@
         <w:pStyle w:val="BodyText"/>
       </w:pPr>
       <w:r>
-        <w:t xml:space="preserve">updated: 5 May 2026</w:t>
+        <w:t xml:space="preserve">updated: 8 May 2026</w:t>
       </w:r>
     </w:p>
     <w:sectPr>

--- a/docx/Atkinson_Artist.docx
+++ b/docx/Atkinson_Artist.docx
@@ -2285,7 +2285,7 @@
         <w:pStyle w:val="BodyText"/>
       </w:pPr>
       <w:r>
-        <w:t xml:space="preserve">updated: 8 May 2026</w:t>
+        <w:t xml:space="preserve">updated: 9 May 2026</w:t>
       </w:r>
     </w:p>
     <w:sectPr>

--- a/docx/Atkinson_Artist.docx
+++ b/docx/Atkinson_Artist.docx
@@ -2285,7 +2285,7 @@
         <w:pStyle w:val="BodyText"/>
       </w:pPr>
       <w:r>
-        <w:t xml:space="preserve">updated: 9 May 2026</w:t>
+        <w:t xml:space="preserve">updated: 19 May 2026</w:t>
       </w:r>
     </w:p>
     <w:sectPr>
